--- a/Analysis Services项目.docx
+++ b/Analysis Services项目.docx
@@ -6,7 +6,6 @@
       <w:pPr>
         <w:jc w:val="center"/>
         <w:rPr>
-          <w:rFonts w:hint="eastAsia"/>
           <w:b/>
           <w:sz w:val="36"/>
           <w:szCs w:val="36"/>
@@ -35,39 +34,29 @@
       <w:pPr>
         <w:jc w:val="left"/>
         <w:rPr>
-          <w:rFonts w:hint="eastAsia"/>
-          <w:szCs w:val="21"/>
-        </w:rPr>
-      </w:pPr>
-    </w:p>
-    <w:p>
-      <w:pPr>
-        <w:jc w:val="left"/>
-        <w:rPr>
-          <w:rFonts w:hint="eastAsia"/>
-          <w:szCs w:val="21"/>
-        </w:rPr>
-      </w:pPr>
-      <w:r>
-        <w:rPr>
-          <w:rFonts w:hint="eastAsia"/>
-          <w:szCs w:val="21"/>
-        </w:rPr>
-        <w:t>一、</w:t>
-      </w:r>
-      <w:r>
-        <w:rPr>
-          <w:rFonts w:hint="eastAsia"/>
-          <w:szCs w:val="21"/>
-        </w:rPr>
-        <w:t>数据来源</w:t>
-      </w:r>
-    </w:p>
-    <w:p>
-      <w:pPr>
-        <w:jc w:val="left"/>
-        <w:rPr>
-          <w:rFonts w:hint="eastAsia"/>
+          <w:szCs w:val="21"/>
+        </w:rPr>
+      </w:pPr>
+    </w:p>
+    <w:p>
+      <w:pPr>
+        <w:jc w:val="left"/>
+        <w:rPr>
+          <w:szCs w:val="21"/>
+        </w:rPr>
+      </w:pPr>
+      <w:r>
+        <w:rPr>
+          <w:rFonts w:hint="eastAsia"/>
+          <w:szCs w:val="21"/>
+        </w:rPr>
+        <w:t>一、数据来源</w:t>
+      </w:r>
+    </w:p>
+    <w:p>
+      <w:pPr>
+        <w:jc w:val="left"/>
+        <w:rPr>
           <w:szCs w:val="21"/>
         </w:rPr>
       </w:pPr>
@@ -139,16 +128,14 @@
       <w:pPr>
         <w:jc w:val="left"/>
         <w:rPr>
-          <w:rFonts w:hint="eastAsia"/>
-          <w:szCs w:val="21"/>
-        </w:rPr>
-      </w:pPr>
-    </w:p>
-    <w:p>
-      <w:pPr>
-        <w:jc w:val="left"/>
-        <w:rPr>
-          <w:rFonts w:hint="eastAsia"/>
+          <w:szCs w:val="21"/>
+        </w:rPr>
+      </w:pPr>
+    </w:p>
+    <w:p>
+      <w:pPr>
+        <w:jc w:val="left"/>
+        <w:rPr>
           <w:szCs w:val="21"/>
         </w:rPr>
       </w:pPr>
@@ -248,7 +235,6 @@
       <w:pPr>
         <w:jc w:val="left"/>
         <w:rPr>
-          <w:rFonts w:hint="eastAsia"/>
           <w:szCs w:val="21"/>
         </w:rPr>
       </w:pPr>
@@ -271,7 +257,6 @@
       <w:pPr>
         <w:jc w:val="left"/>
         <w:rPr>
-          <w:rFonts w:hint="eastAsia"/>
           <w:szCs w:val="21"/>
         </w:rPr>
       </w:pPr>
@@ -338,16 +323,14 @@
       <w:pPr>
         <w:jc w:val="left"/>
         <w:rPr>
-          <w:rFonts w:hint="eastAsia"/>
-          <w:szCs w:val="21"/>
-        </w:rPr>
-      </w:pPr>
-    </w:p>
-    <w:p>
-      <w:pPr>
-        <w:jc w:val="left"/>
-        <w:rPr>
-          <w:rFonts w:hint="eastAsia"/>
+          <w:szCs w:val="21"/>
+        </w:rPr>
+      </w:pPr>
+    </w:p>
+    <w:p>
+      <w:pPr>
+        <w:jc w:val="left"/>
+        <w:rPr>
           <w:szCs w:val="21"/>
         </w:rPr>
       </w:pPr>
@@ -369,7 +352,6 @@
         <w:ind w:firstLineChars="0"/>
         <w:jc w:val="left"/>
         <w:rPr>
-          <w:rFonts w:hint="eastAsia"/>
           <w:szCs w:val="21"/>
         </w:rPr>
       </w:pPr>
@@ -405,7 +387,6 @@
         <w:ind w:firstLineChars="0"/>
         <w:jc w:val="left"/>
         <w:rPr>
-          <w:rFonts w:hint="eastAsia"/>
           <w:szCs w:val="21"/>
         </w:rPr>
       </w:pPr>
@@ -427,7 +408,6 @@
         <w:ind w:firstLineChars="0"/>
         <w:jc w:val="left"/>
         <w:rPr>
-          <w:rFonts w:hint="eastAsia"/>
           <w:szCs w:val="21"/>
         </w:rPr>
       </w:pPr>
@@ -449,7 +429,6 @@
         <w:ind w:firstLineChars="0"/>
         <w:jc w:val="left"/>
         <w:rPr>
-          <w:rFonts w:hint="eastAsia"/>
           <w:szCs w:val="21"/>
         </w:rPr>
       </w:pPr>
@@ -492,7 +471,6 @@
         <w:ind w:firstLineChars="0"/>
         <w:jc w:val="left"/>
         <w:rPr>
-          <w:rFonts w:hint="eastAsia"/>
           <w:szCs w:val="21"/>
         </w:rPr>
       </w:pPr>
@@ -535,7 +513,6 @@
         <w:ind w:firstLineChars="0"/>
         <w:jc w:val="left"/>
         <w:rPr>
-          <w:rFonts w:hint="eastAsia"/>
           <w:szCs w:val="21"/>
         </w:rPr>
       </w:pPr>
@@ -551,16 +528,14 @@
       <w:pPr>
         <w:jc w:val="left"/>
         <w:rPr>
-          <w:rFonts w:hint="eastAsia"/>
-          <w:szCs w:val="21"/>
-        </w:rPr>
-      </w:pPr>
-    </w:p>
-    <w:p>
-      <w:pPr>
-        <w:jc w:val="left"/>
-        <w:rPr>
-          <w:rFonts w:hint="eastAsia"/>
+          <w:szCs w:val="21"/>
+        </w:rPr>
+      </w:pPr>
+    </w:p>
+    <w:p>
+      <w:pPr>
+        <w:jc w:val="left"/>
+        <w:rPr>
           <w:szCs w:val="21"/>
         </w:rPr>
       </w:pPr>
@@ -576,48 +551,111 @@
       <w:pPr>
         <w:jc w:val="left"/>
         <w:rPr>
-          <w:rFonts w:hint="eastAsia"/>
-          <w:szCs w:val="21"/>
-        </w:rPr>
-      </w:pPr>
-      <w:r>
-        <w:rPr>
-          <w:rFonts w:hint="eastAsia"/>
-          <w:szCs w:val="21"/>
-        </w:rPr>
-        <w:t>创建维度：根据数据仓库中设计的是星型架构还是雪花型架构，通过一个或多个联接的</w:t>
-      </w:r>
-      <w:proofErr w:type="gramStart"/>
-      <w:r>
-        <w:rPr>
-          <w:rFonts w:hint="eastAsia"/>
-          <w:szCs w:val="21"/>
-        </w:rPr>
-        <w:t>维度表来</w:t>
-      </w:r>
-      <w:proofErr w:type="gramEnd"/>
-      <w:r>
-        <w:rPr>
-          <w:rFonts w:hint="eastAsia"/>
-          <w:szCs w:val="21"/>
-        </w:rPr>
-        <w:t>创建维度。</w:t>
-      </w:r>
-    </w:p>
-    <w:p>
-      <w:pPr>
-        <w:jc w:val="left"/>
-        <w:rPr>
-          <w:rFonts w:hint="eastAsia"/>
-          <w:szCs w:val="21"/>
-        </w:rPr>
-      </w:pPr>
-    </w:p>
-    <w:p>
-      <w:pPr>
-        <w:jc w:val="left"/>
-        <w:rPr>
-          <w:rFonts w:hint="eastAsia"/>
+          <w:szCs w:val="21"/>
+        </w:rPr>
+      </w:pPr>
+      <w:r>
+        <w:rPr>
+          <w:rFonts w:hint="eastAsia"/>
+          <w:szCs w:val="21"/>
+        </w:rPr>
+        <w:t>创建维度：根据数据仓库中设计的是星型架构还是雪花型架构，通过一个或多个联接的维度表来创建维度。</w:t>
+      </w:r>
+    </w:p>
+    <w:p>
+      <w:pPr>
+        <w:jc w:val="left"/>
+        <w:rPr>
+          <w:szCs w:val="21"/>
+        </w:rPr>
+      </w:pPr>
+    </w:p>
+    <w:p>
+      <w:pPr>
+        <w:jc w:val="left"/>
+        <w:rPr>
+          <w:szCs w:val="21"/>
+        </w:rPr>
+      </w:pPr>
+      <w:r>
+        <w:rPr>
+          <w:rFonts w:hint="eastAsia"/>
+          <w:szCs w:val="21"/>
+        </w:rPr>
+        <w:t>当维度主表有多个主键时，选一个列来填充</w:t>
+      </w:r>
+      <w:r>
+        <w:rPr>
+          <w:rFonts w:hint="eastAsia"/>
+          <w:szCs w:val="21"/>
+        </w:rPr>
+        <w:t>主</w:t>
+      </w:r>
+      <w:r>
+        <w:rPr>
+          <w:rFonts w:hint="eastAsia"/>
+          <w:szCs w:val="21"/>
+        </w:rPr>
+        <w:t>键的</w:t>
+      </w:r>
+      <w:proofErr w:type="spellStart"/>
+      <w:r>
+        <w:rPr>
+          <w:rFonts w:hint="eastAsia"/>
+          <w:szCs w:val="21"/>
+        </w:rPr>
+        <w:t>keycolumns</w:t>
+      </w:r>
+      <w:proofErr w:type="spellEnd"/>
+      <w:r>
+        <w:rPr>
+          <w:rFonts w:hint="eastAsia"/>
+          <w:szCs w:val="21"/>
+        </w:rPr>
+        <w:t xml:space="preserve"> </w:t>
+      </w:r>
+      <w:r>
+        <w:rPr>
+          <w:rFonts w:hint="eastAsia"/>
+          <w:szCs w:val="21"/>
+        </w:rPr>
+        <w:t>和</w:t>
+      </w:r>
+      <w:r>
+        <w:rPr>
+          <w:rFonts w:hint="eastAsia"/>
+          <w:szCs w:val="21"/>
+        </w:rPr>
+        <w:t>name column</w:t>
+      </w:r>
+    </w:p>
+    <w:p>
+      <w:pPr>
+        <w:jc w:val="left"/>
+        <w:rPr>
+          <w:szCs w:val="21"/>
+        </w:rPr>
+      </w:pPr>
+      <w:r>
+        <w:rPr>
+          <w:rFonts w:hint="eastAsia"/>
+          <w:szCs w:val="21"/>
+        </w:rPr>
+        <w:t>主键列，维度会生成以这所有维度的唯一值</w:t>
+      </w:r>
+    </w:p>
+    <w:p>
+      <w:pPr>
+        <w:jc w:val="left"/>
+        <w:rPr>
+          <w:szCs w:val="21"/>
+        </w:rPr>
+      </w:pPr>
+    </w:p>
+    <w:p>
+      <w:pPr>
+        <w:jc w:val="left"/>
+        <w:rPr>
           <w:szCs w:val="21"/>
         </w:rPr>
       </w:pPr>
@@ -639,7 +677,6 @@
         <w:ind w:firstLineChars="0"/>
         <w:jc w:val="left"/>
         <w:rPr>
-          <w:rFonts w:hint="eastAsia"/>
           <w:szCs w:val="21"/>
         </w:rPr>
       </w:pPr>
@@ -661,7 +698,6 @@
         <w:ind w:firstLineChars="0"/>
         <w:jc w:val="left"/>
         <w:rPr>
-          <w:rFonts w:hint="eastAsia"/>
           <w:szCs w:val="21"/>
         </w:rPr>
       </w:pPr>
@@ -683,7 +719,6 @@
         <w:ind w:firstLineChars="0"/>
         <w:jc w:val="left"/>
         <w:rPr>
-          <w:rFonts w:hint="eastAsia"/>
           <w:szCs w:val="21"/>
         </w:rPr>
       </w:pPr>
@@ -699,16 +734,14 @@
       <w:pPr>
         <w:jc w:val="left"/>
         <w:rPr>
-          <w:rFonts w:hint="eastAsia"/>
-          <w:szCs w:val="21"/>
-        </w:rPr>
-      </w:pPr>
-    </w:p>
-    <w:p>
-      <w:pPr>
-        <w:jc w:val="left"/>
-        <w:rPr>
-          <w:rFonts w:hint="eastAsia"/>
+          <w:szCs w:val="21"/>
+        </w:rPr>
+      </w:pPr>
+    </w:p>
+    <w:p>
+      <w:pPr>
+        <w:jc w:val="left"/>
+        <w:rPr>
           <w:szCs w:val="21"/>
         </w:rPr>
       </w:pPr>
@@ -786,7 +819,6 @@
       <w:pPr>
         <w:jc w:val="left"/>
         <w:rPr>
-          <w:rFonts w:hint="eastAsia"/>
           <w:szCs w:val="21"/>
         </w:rPr>
       </w:pPr>
@@ -830,16 +862,14 @@
       <w:pPr>
         <w:jc w:val="left"/>
         <w:rPr>
-          <w:rFonts w:hint="eastAsia"/>
-          <w:szCs w:val="21"/>
-        </w:rPr>
-      </w:pPr>
-    </w:p>
-    <w:p>
-      <w:pPr>
-        <w:jc w:val="left"/>
-        <w:rPr>
-          <w:rFonts w:hint="eastAsia"/>
+          <w:szCs w:val="21"/>
+        </w:rPr>
+      </w:pPr>
+    </w:p>
+    <w:p>
+      <w:pPr>
+        <w:jc w:val="left"/>
+        <w:rPr>
           <w:szCs w:val="21"/>
         </w:rPr>
       </w:pPr>
@@ -897,16 +927,14 @@
       <w:pPr>
         <w:jc w:val="left"/>
         <w:rPr>
-          <w:rFonts w:hint="eastAsia"/>
-          <w:szCs w:val="21"/>
-        </w:rPr>
-      </w:pPr>
-    </w:p>
-    <w:p>
-      <w:pPr>
-        <w:jc w:val="left"/>
-        <w:rPr>
-          <w:rFonts w:hint="eastAsia"/>
+          <w:szCs w:val="21"/>
+        </w:rPr>
+      </w:pPr>
+    </w:p>
+    <w:p>
+      <w:pPr>
+        <w:jc w:val="left"/>
+        <w:rPr>
           <w:szCs w:val="21"/>
         </w:rPr>
       </w:pPr>
@@ -964,16 +992,14 @@
       <w:pPr>
         <w:jc w:val="left"/>
         <w:rPr>
-          <w:rFonts w:hint="eastAsia"/>
-          <w:szCs w:val="21"/>
-        </w:rPr>
-      </w:pPr>
-    </w:p>
-    <w:p>
-      <w:pPr>
-        <w:jc w:val="left"/>
-        <w:rPr>
-          <w:rFonts w:hint="eastAsia"/>
+          <w:szCs w:val="21"/>
+        </w:rPr>
+      </w:pPr>
+    </w:p>
+    <w:p>
+      <w:pPr>
+        <w:jc w:val="left"/>
+        <w:rPr>
           <w:szCs w:val="21"/>
         </w:rPr>
       </w:pPr>
@@ -1047,7 +1073,6 @@
       <w:pPr>
         <w:jc w:val="left"/>
         <w:rPr>
-          <w:rFonts w:hint="eastAsia"/>
           <w:szCs w:val="21"/>
         </w:rPr>
       </w:pPr>
@@ -1133,16 +1158,14 @@
       <w:pPr>
         <w:jc w:val="left"/>
         <w:rPr>
-          <w:rFonts w:hint="eastAsia"/>
-          <w:szCs w:val="21"/>
-        </w:rPr>
-      </w:pPr>
-    </w:p>
-    <w:p>
-      <w:pPr>
-        <w:jc w:val="left"/>
-        <w:rPr>
-          <w:rFonts w:hint="eastAsia"/>
+          <w:szCs w:val="21"/>
+        </w:rPr>
+      </w:pPr>
+    </w:p>
+    <w:p>
+      <w:pPr>
+        <w:jc w:val="left"/>
+        <w:rPr>
           <w:szCs w:val="21"/>
         </w:rPr>
       </w:pPr>
@@ -1158,16 +1181,14 @@
       <w:pPr>
         <w:jc w:val="left"/>
         <w:rPr>
-          <w:rFonts w:hint="eastAsia"/>
-          <w:szCs w:val="21"/>
-        </w:rPr>
-      </w:pPr>
-    </w:p>
-    <w:p>
-      <w:pPr>
-        <w:jc w:val="left"/>
-        <w:rPr>
-          <w:rFonts w:hint="eastAsia"/>
+          <w:szCs w:val="21"/>
+        </w:rPr>
+      </w:pPr>
+    </w:p>
+    <w:p>
+      <w:pPr>
+        <w:jc w:val="left"/>
+        <w:rPr>
           <w:szCs w:val="21"/>
         </w:rPr>
       </w:pPr>
@@ -1183,37 +1204,21 @@
       <w:pPr>
         <w:jc w:val="left"/>
         <w:rPr>
-          <w:rFonts w:hint="eastAsia"/>
-          <w:szCs w:val="21"/>
-        </w:rPr>
-      </w:pPr>
-      <w:r>
-        <w:rPr>
-          <w:rFonts w:hint="eastAsia"/>
-          <w:szCs w:val="21"/>
-        </w:rPr>
-        <w:t>比如客户和地址关系是</w:t>
-      </w:r>
-      <w:r>
-        <w:rPr>
-          <w:rFonts w:hint="eastAsia"/>
-          <w:szCs w:val="21"/>
-        </w:rPr>
-        <w:t>柔性</w:t>
-      </w:r>
-      <w:r>
-        <w:rPr>
-          <w:rFonts w:hint="eastAsia"/>
-          <w:szCs w:val="21"/>
-        </w:rPr>
-        <w:t>的，因为地址可能为变，而客户和生日则是刚性，因为生日是不会更变的。</w:t>
-      </w:r>
-    </w:p>
-    <w:p>
-      <w:pPr>
-        <w:jc w:val="left"/>
-        <w:rPr>
-          <w:rFonts w:hint="eastAsia"/>
+          <w:szCs w:val="21"/>
+        </w:rPr>
+      </w:pPr>
+      <w:r>
+        <w:rPr>
+          <w:rFonts w:hint="eastAsia"/>
+          <w:szCs w:val="21"/>
+        </w:rPr>
+        <w:t>比如客户和地址关系是柔性的，因为地址可能为变，而客户和生日则是刚性，因为生日是不会更变的。</w:t>
+      </w:r>
+    </w:p>
+    <w:p>
+      <w:pPr>
+        <w:jc w:val="left"/>
+        <w:rPr>
           <w:szCs w:val="21"/>
         </w:rPr>
       </w:pPr>
@@ -1229,7 +1234,6 @@
       <w:pPr>
         <w:jc w:val="left"/>
         <w:rPr>
-          <w:rFonts w:hint="eastAsia"/>
           <w:color w:val="984806" w:themeColor="accent6" w:themeShade="80"/>
           <w:szCs w:val="21"/>
         </w:rPr>
@@ -1240,39 +1244,21 @@
           <w:color w:val="984806" w:themeColor="accent6" w:themeShade="80"/>
           <w:szCs w:val="21"/>
         </w:rPr>
-        <w:t>注：特性关系（属性关系）反</w:t>
-      </w:r>
-      <w:r>
-        <w:rPr>
-          <w:rFonts w:hint="eastAsia"/>
-          <w:color w:val="984806" w:themeColor="accent6" w:themeShade="80"/>
-          <w:szCs w:val="21"/>
-        </w:rPr>
-        <w:t>映</w:t>
-      </w:r>
-      <w:r>
-        <w:rPr>
-          <w:rFonts w:hint="eastAsia"/>
-          <w:color w:val="984806" w:themeColor="accent6" w:themeShade="80"/>
-          <w:szCs w:val="21"/>
-        </w:rPr>
-        <w:t>的是多对一关系，所属关系。层次结构则进一步反映特性的层级</w:t>
-      </w:r>
-    </w:p>
-    <w:p>
-      <w:pPr>
-        <w:jc w:val="left"/>
-        <w:rPr>
-          <w:rFonts w:hint="eastAsia"/>
-          <w:szCs w:val="21"/>
-        </w:rPr>
-      </w:pPr>
-    </w:p>
-    <w:p>
-      <w:pPr>
-        <w:jc w:val="left"/>
-        <w:rPr>
-          <w:rFonts w:hint="eastAsia"/>
+        <w:t>注：特性关系（属性关系）反映的是多对一关系，所属关系。层次结构则进一步反映特性的层级</w:t>
+      </w:r>
+    </w:p>
+    <w:p>
+      <w:pPr>
+        <w:jc w:val="left"/>
+        <w:rPr>
+          <w:szCs w:val="21"/>
+        </w:rPr>
+      </w:pPr>
+    </w:p>
+    <w:p>
+      <w:pPr>
+        <w:jc w:val="left"/>
+        <w:rPr>
           <w:szCs w:val="21"/>
         </w:rPr>
       </w:pPr>
@@ -1316,7 +1302,6 @@
       <w:pPr>
         <w:jc w:val="left"/>
         <w:rPr>
-          <w:rFonts w:hint="eastAsia"/>
           <w:szCs w:val="21"/>
         </w:rPr>
       </w:pPr>
@@ -1332,35 +1317,1544 @@
       <w:pPr>
         <w:jc w:val="left"/>
         <w:rPr>
-          <w:rFonts w:hint="eastAsia"/>
-          <w:szCs w:val="21"/>
-        </w:rPr>
-      </w:pPr>
-    </w:p>
-    <w:p>
-      <w:pPr>
-        <w:jc w:val="left"/>
-        <w:rPr>
-          <w:rFonts w:hint="eastAsia"/>
-          <w:szCs w:val="21"/>
-        </w:rPr>
-      </w:pPr>
-      <w:r>
-        <w:rPr>
-          <w:rFonts w:hint="eastAsia"/>
-          <w:szCs w:val="21"/>
-        </w:rPr>
-        <w:t>注：当层次结构名称下有波纹线，说明该层次结构的一个或多个级别之间不存在特性关系，并且可能会导致性能下降。</w:t>
-      </w:r>
+          <w:szCs w:val="21"/>
+        </w:rPr>
+      </w:pPr>
+    </w:p>
+    <w:p>
+      <w:pPr>
+        <w:jc w:val="left"/>
+        <w:rPr>
+          <w:szCs w:val="21"/>
+        </w:rPr>
+      </w:pPr>
+      <w:r>
+        <w:rPr>
+          <w:rFonts w:hint="eastAsia"/>
+          <w:szCs w:val="21"/>
+        </w:rPr>
+        <w:t>注：当层次结构名称下有波纹线，说明该层次结构的一个或多个级别之间不存在特性关系，并且可能会导致性能下降。也就是说，知道某个级别中某个特性的值可明确地指出在层次结构的下一个级别中谁是它的父级。</w:t>
+      </w:r>
+    </w:p>
+    <w:p>
+      <w:pPr>
+        <w:jc w:val="left"/>
+        <w:rPr>
+          <w:szCs w:val="21"/>
+        </w:rPr>
+      </w:pPr>
+    </w:p>
+    <w:p>
+      <w:pPr>
+        <w:jc w:val="left"/>
+        <w:rPr>
+          <w:szCs w:val="21"/>
+        </w:rPr>
+      </w:pPr>
+      <w:r>
+        <w:rPr>
+          <w:rFonts w:hint="eastAsia"/>
+          <w:szCs w:val="21"/>
+        </w:rPr>
+        <w:t>B</w:t>
+      </w:r>
+      <w:r>
+        <w:rPr>
+          <w:rFonts w:hint="eastAsia"/>
+          <w:szCs w:val="21"/>
+        </w:rPr>
+        <w:t>）</w:t>
+      </w:r>
+      <w:proofErr w:type="gramStart"/>
+      <w:r>
+        <w:rPr>
+          <w:rFonts w:hint="eastAsia"/>
+          <w:szCs w:val="21"/>
+        </w:rPr>
+        <w:t>雪花型维度</w:t>
+      </w:r>
+      <w:proofErr w:type="gramEnd"/>
+    </w:p>
+    <w:p>
+      <w:pPr>
+        <w:jc w:val="left"/>
+        <w:rPr>
+          <w:szCs w:val="21"/>
+        </w:rPr>
+      </w:pPr>
+      <w:r>
+        <w:rPr>
+          <w:rFonts w:hint="eastAsia"/>
+          <w:szCs w:val="21"/>
+        </w:rPr>
+        <w:t>1</w:t>
+      </w:r>
+      <w:r>
+        <w:rPr>
+          <w:rFonts w:hint="eastAsia"/>
+          <w:szCs w:val="21"/>
+        </w:rPr>
+        <w:t>）在现有的维度更新为</w:t>
+      </w:r>
+      <w:proofErr w:type="gramStart"/>
+      <w:r>
+        <w:rPr>
+          <w:rFonts w:hint="eastAsia"/>
+          <w:szCs w:val="21"/>
+        </w:rPr>
+        <w:t>雪花型维度</w:t>
+      </w:r>
+      <w:proofErr w:type="gramEnd"/>
+      <w:r>
+        <w:rPr>
+          <w:rFonts w:hint="eastAsia"/>
+          <w:szCs w:val="21"/>
+        </w:rPr>
+        <w:t>：</w:t>
+      </w:r>
+    </w:p>
+    <w:p>
+      <w:pPr>
+        <w:jc w:val="left"/>
+        <w:rPr>
+          <w:szCs w:val="21"/>
+        </w:rPr>
+      </w:pPr>
+      <w:r>
+        <w:rPr>
+          <w:rFonts w:hint="eastAsia"/>
+          <w:szCs w:val="21"/>
+        </w:rPr>
+        <w:t>在维度</w:t>
+      </w:r>
+      <w:proofErr w:type="gramStart"/>
+      <w:r>
+        <w:rPr>
+          <w:rFonts w:hint="eastAsia"/>
+          <w:szCs w:val="21"/>
+        </w:rPr>
+        <w:t>设计器</w:t>
+      </w:r>
+      <w:proofErr w:type="gramEnd"/>
+      <w:r>
+        <w:rPr>
+          <w:rFonts w:hint="eastAsia"/>
+          <w:szCs w:val="21"/>
+        </w:rPr>
+        <w:t>的视图中把表添加进来</w:t>
+      </w:r>
+      <w:r>
+        <w:rPr>
+          <w:rFonts w:hint="eastAsia"/>
+          <w:szCs w:val="21"/>
+        </w:rPr>
+        <w:t>(</w:t>
+      </w:r>
+      <w:r>
+        <w:rPr>
+          <w:rFonts w:hint="eastAsia"/>
+          <w:szCs w:val="21"/>
+        </w:rPr>
+        <w:t>浅颜色表示这些表不会作为维度特性包含在内</w:t>
+      </w:r>
+      <w:r>
+        <w:rPr>
+          <w:rFonts w:hint="eastAsia"/>
+          <w:szCs w:val="21"/>
+        </w:rPr>
+        <w:t>)</w:t>
+      </w:r>
+    </w:p>
+    <w:p>
+      <w:pPr>
+        <w:jc w:val="left"/>
+        <w:rPr>
+          <w:szCs w:val="21"/>
+        </w:rPr>
+      </w:pPr>
+      <w:r>
+        <w:rPr>
+          <w:rFonts w:hint="eastAsia"/>
+          <w:szCs w:val="21"/>
+        </w:rPr>
+        <w:t>把关联字段放到属性框时</w:t>
+      </w:r>
+      <w:r>
+        <w:rPr>
+          <w:rFonts w:hint="eastAsia"/>
+          <w:szCs w:val="21"/>
+        </w:rPr>
+        <w:t>,</w:t>
+      </w:r>
+      <w:r>
+        <w:rPr>
+          <w:rFonts w:hint="eastAsia"/>
+          <w:szCs w:val="21"/>
+        </w:rPr>
+        <w:t>并建立关联字段。</w:t>
+      </w:r>
+    </w:p>
+    <w:p>
+      <w:pPr>
+        <w:jc w:val="left"/>
+        <w:rPr>
+          <w:szCs w:val="21"/>
+        </w:rPr>
+      </w:pPr>
+    </w:p>
+    <w:p>
+      <w:pPr>
+        <w:jc w:val="left"/>
+        <w:rPr>
+          <w:szCs w:val="21"/>
+        </w:rPr>
+      </w:pPr>
+      <w:r>
+        <w:rPr>
+          <w:rFonts w:hint="eastAsia"/>
+          <w:szCs w:val="21"/>
+        </w:rPr>
+        <w:t xml:space="preserve">C) </w:t>
+      </w:r>
+      <w:r>
+        <w:rPr>
+          <w:rFonts w:hint="eastAsia"/>
+          <w:szCs w:val="21"/>
+        </w:rPr>
+        <w:t>创建时间维度</w:t>
+      </w:r>
+    </w:p>
+    <w:p>
+      <w:pPr>
+        <w:jc w:val="left"/>
+        <w:rPr>
+          <w:szCs w:val="21"/>
+        </w:rPr>
+      </w:pPr>
+      <w:r>
+        <w:rPr>
+          <w:rFonts w:hint="eastAsia"/>
+          <w:szCs w:val="21"/>
+        </w:rPr>
+        <w:t>在层次结构上有个点要注意的</w:t>
+      </w:r>
+      <w:r>
+        <w:rPr>
+          <w:rFonts w:hint="eastAsia"/>
+          <w:szCs w:val="21"/>
+        </w:rPr>
+        <w:t>：</w:t>
+      </w:r>
+      <w:r>
+        <w:rPr>
+          <w:rFonts w:hint="eastAsia"/>
+          <w:szCs w:val="21"/>
+        </w:rPr>
+        <w:t>就是参与层次属性，除了要设好属性的特性关系，还要设置属性的</w:t>
+      </w:r>
+      <w:r>
+        <w:rPr>
+          <w:rFonts w:hint="eastAsia"/>
+          <w:szCs w:val="21"/>
+        </w:rPr>
+        <w:t xml:space="preserve">key </w:t>
+      </w:r>
+      <w:proofErr w:type="spellStart"/>
+      <w:r>
+        <w:rPr>
+          <w:rFonts w:hint="eastAsia"/>
+          <w:szCs w:val="21"/>
+        </w:rPr>
+        <w:t>colum</w:t>
+      </w:r>
+      <w:proofErr w:type="spellEnd"/>
+      <w:r>
+        <w:rPr>
+          <w:rFonts w:hint="eastAsia"/>
+          <w:szCs w:val="21"/>
+        </w:rPr>
+        <w:t>值：这个值表示，他是来自源表的那个</w:t>
+      </w:r>
+      <w:proofErr w:type="gramStart"/>
+      <w:r>
+        <w:rPr>
+          <w:rFonts w:hint="eastAsia"/>
+          <w:szCs w:val="21"/>
+        </w:rPr>
+        <w:t>键值列</w:t>
+      </w:r>
+      <w:proofErr w:type="gramEnd"/>
+      <w:r>
+        <w:rPr>
+          <w:rFonts w:hint="eastAsia"/>
+          <w:szCs w:val="21"/>
+        </w:rPr>
+        <w:t>,</w:t>
+      </w:r>
+      <w:r>
+        <w:rPr>
+          <w:rFonts w:hint="eastAsia"/>
+          <w:szCs w:val="21"/>
+        </w:rPr>
+        <w:t>维度处理的时候，会对</w:t>
+      </w:r>
+      <w:r>
+        <w:rPr>
+          <w:rFonts w:hint="eastAsia"/>
+          <w:szCs w:val="21"/>
+        </w:rPr>
+        <w:t>每</w:t>
+      </w:r>
+      <w:r>
+        <w:rPr>
+          <w:rFonts w:hint="eastAsia"/>
+          <w:szCs w:val="21"/>
+        </w:rPr>
+        <w:t>个属性列生成相应的查询</w:t>
+      </w:r>
+      <w:r>
+        <w:rPr>
+          <w:rFonts w:hint="eastAsia"/>
+          <w:szCs w:val="21"/>
+        </w:rPr>
+        <w:t>，返回的行将是这个属性的成员</w:t>
+      </w:r>
+      <w:r>
+        <w:rPr>
+          <w:rFonts w:hint="eastAsia"/>
+          <w:szCs w:val="21"/>
+        </w:rPr>
+        <w:t>(</w:t>
+      </w:r>
+      <w:proofErr w:type="gramStart"/>
+      <w:r>
+        <w:rPr>
+          <w:rFonts w:hint="eastAsia"/>
+          <w:szCs w:val="21"/>
+        </w:rPr>
+        <w:t>键值列</w:t>
+      </w:r>
+      <w:proofErr w:type="gramEnd"/>
+      <w:r>
+        <w:rPr>
+          <w:rFonts w:hint="eastAsia"/>
+          <w:szCs w:val="21"/>
+        </w:rPr>
+        <w:t>)</w:t>
+      </w:r>
+      <w:r>
+        <w:rPr>
+          <w:rFonts w:hint="eastAsia"/>
+          <w:szCs w:val="21"/>
+        </w:rPr>
+        <w:t>。</w:t>
+      </w:r>
+    </w:p>
+    <w:p>
+      <w:pPr>
+        <w:jc w:val="left"/>
+        <w:rPr>
+          <w:szCs w:val="21"/>
+        </w:rPr>
+      </w:pPr>
+      <w:r>
+        <w:rPr>
+          <w:rFonts w:hint="eastAsia"/>
+          <w:szCs w:val="21"/>
+        </w:rPr>
+        <w:t>列名：就是用于这些成员中作为显示的显示列。</w:t>
+      </w:r>
+    </w:p>
+    <w:p>
+      <w:pPr>
+        <w:jc w:val="left"/>
+        <w:rPr>
+          <w:szCs w:val="21"/>
+        </w:rPr>
+      </w:pPr>
+    </w:p>
+    <w:p>
+      <w:pPr>
+        <w:jc w:val="left"/>
+        <w:rPr>
+          <w:szCs w:val="21"/>
+        </w:rPr>
+      </w:pPr>
+      <w:r>
+        <w:rPr>
+          <w:rFonts w:hint="eastAsia"/>
+          <w:szCs w:val="21"/>
+        </w:rPr>
+        <w:t>D)</w:t>
+      </w:r>
+      <w:r>
+        <w:rPr>
+          <w:rFonts w:hint="eastAsia"/>
+          <w:szCs w:val="21"/>
+        </w:rPr>
+        <w:t>父子层次结构</w:t>
+      </w:r>
+    </w:p>
+    <w:p>
+      <w:pPr>
+        <w:jc w:val="left"/>
+        <w:rPr>
+          <w:szCs w:val="21"/>
+        </w:rPr>
+      </w:pPr>
+      <w:r>
+        <w:rPr>
+          <w:rFonts w:hint="eastAsia"/>
+          <w:szCs w:val="21"/>
+        </w:rPr>
+        <w:t>改用名称的话，只需设置</w:t>
+      </w:r>
+      <w:proofErr w:type="gramStart"/>
+      <w:r>
+        <w:rPr>
+          <w:rFonts w:hint="eastAsia"/>
+          <w:szCs w:val="21"/>
+        </w:rPr>
+        <w:t>最</w:t>
+      </w:r>
+      <w:proofErr w:type="gramEnd"/>
+      <w:r>
+        <w:rPr>
+          <w:rFonts w:hint="eastAsia"/>
+          <w:szCs w:val="21"/>
+        </w:rPr>
+        <w:t>底层的那一个</w:t>
+      </w:r>
+      <w:r>
+        <w:rPr>
+          <w:rFonts w:hint="eastAsia"/>
+          <w:szCs w:val="21"/>
+        </w:rPr>
+        <w:t>。</w:t>
+      </w:r>
+    </w:p>
+    <w:p>
+      <w:pPr>
+        <w:jc w:val="left"/>
+        <w:rPr>
+          <w:szCs w:val="21"/>
+        </w:rPr>
+      </w:pPr>
+      <w:r>
+        <w:rPr>
+          <w:rFonts w:hint="eastAsia"/>
+          <w:szCs w:val="21"/>
+        </w:rPr>
+        <w:t>有公司的父子关系怎么做？</w:t>
+      </w:r>
+    </w:p>
+    <w:p>
+      <w:pPr>
+        <w:jc w:val="left"/>
+        <w:rPr>
+          <w:szCs w:val="21"/>
+        </w:rPr>
+      </w:pPr>
+    </w:p>
+    <w:p>
+      <w:pPr>
+        <w:jc w:val="left"/>
+        <w:rPr>
+          <w:szCs w:val="21"/>
+        </w:rPr>
+      </w:pPr>
+      <w:r>
+        <w:rPr>
+          <w:rFonts w:hint="eastAsia"/>
+          <w:szCs w:val="21"/>
+        </w:rPr>
+        <w:t>四、创建多维数据集</w:t>
+      </w:r>
+    </w:p>
+    <w:p>
+      <w:pPr>
+        <w:jc w:val="left"/>
+        <w:rPr>
+          <w:szCs w:val="21"/>
+        </w:rPr>
+      </w:pPr>
+      <w:r>
+        <w:rPr>
+          <w:rFonts w:hint="eastAsia"/>
+          <w:szCs w:val="21"/>
+        </w:rPr>
+        <w:t>1)</w:t>
+      </w:r>
+      <w:r>
+        <w:rPr>
+          <w:rFonts w:hint="eastAsia"/>
+          <w:szCs w:val="21"/>
+        </w:rPr>
+        <w:t>选择该多维</w:t>
+      </w:r>
+      <w:proofErr w:type="gramStart"/>
+      <w:r>
+        <w:rPr>
+          <w:rFonts w:hint="eastAsia"/>
+          <w:szCs w:val="21"/>
+        </w:rPr>
+        <w:t>数据集所基于</w:t>
+      </w:r>
+      <w:proofErr w:type="gramEnd"/>
+      <w:r>
+        <w:rPr>
+          <w:rFonts w:hint="eastAsia"/>
+          <w:szCs w:val="21"/>
+        </w:rPr>
+        <w:t>的</w:t>
+      </w:r>
+      <w:r>
+        <w:rPr>
+          <w:rFonts w:hint="eastAsia"/>
+          <w:szCs w:val="21"/>
+        </w:rPr>
+        <w:t>DSV</w:t>
+      </w:r>
+      <w:r>
+        <w:rPr>
+          <w:rFonts w:hint="eastAsia"/>
+          <w:szCs w:val="21"/>
+        </w:rPr>
+        <w:t>，以及该</w:t>
+      </w:r>
+      <w:r>
+        <w:rPr>
+          <w:rFonts w:hint="eastAsia"/>
+          <w:szCs w:val="21"/>
+        </w:rPr>
+        <w:t>DSV</w:t>
+      </w:r>
+      <w:r>
+        <w:rPr>
+          <w:rFonts w:hint="eastAsia"/>
+          <w:szCs w:val="21"/>
+        </w:rPr>
+        <w:t>中用于充当度量值组的事实表的表。（任何具有外向关系的表都将被标识为候选事实表，</w:t>
+      </w:r>
+      <w:r>
+        <w:rPr>
+          <w:rFonts w:hint="eastAsia"/>
+          <w:szCs w:val="21"/>
+        </w:rPr>
+        <w:t>[</w:t>
+      </w:r>
+      <w:r>
+        <w:rPr>
+          <w:rFonts w:hint="eastAsia"/>
+          <w:szCs w:val="21"/>
+        </w:rPr>
+        <w:t>该表发出了一个外向关系</w:t>
+      </w:r>
+      <w:r>
+        <w:rPr>
+          <w:rFonts w:hint="eastAsia"/>
+          <w:szCs w:val="21"/>
+        </w:rPr>
+        <w:t>]</w:t>
+      </w:r>
+      <w:r>
+        <w:rPr>
+          <w:rFonts w:hint="eastAsia"/>
+          <w:szCs w:val="21"/>
+        </w:rPr>
+        <w:t>）</w:t>
+      </w:r>
+      <w:r>
+        <w:rPr>
+          <w:rFonts w:hint="eastAsia"/>
+          <w:szCs w:val="21"/>
+        </w:rPr>
+        <w:t>。</w:t>
+      </w:r>
+    </w:p>
+    <w:p>
+      <w:pPr>
+        <w:jc w:val="left"/>
+        <w:rPr>
+          <w:szCs w:val="21"/>
+        </w:rPr>
+      </w:pPr>
+      <w:r>
+        <w:rPr>
+          <w:rFonts w:hint="eastAsia"/>
+          <w:szCs w:val="21"/>
+        </w:rPr>
+        <w:t>2</w:t>
+      </w:r>
+      <w:r>
+        <w:rPr>
+          <w:rFonts w:hint="eastAsia"/>
+          <w:szCs w:val="21"/>
+        </w:rPr>
+        <w:t>）不会选择表中的主</w:t>
+      </w:r>
+      <w:proofErr w:type="gramStart"/>
+      <w:r>
+        <w:rPr>
+          <w:rFonts w:hint="eastAsia"/>
+          <w:szCs w:val="21"/>
+        </w:rPr>
+        <w:t>键列和外键列</w:t>
+      </w:r>
+      <w:proofErr w:type="gramEnd"/>
+      <w:r>
+        <w:rPr>
+          <w:rFonts w:hint="eastAsia"/>
+          <w:szCs w:val="21"/>
+        </w:rPr>
+        <w:t>作为潜在的度量值。</w:t>
+      </w:r>
+    </w:p>
+    <w:p>
+      <w:pPr>
+        <w:jc w:val="left"/>
+        <w:rPr>
+          <w:szCs w:val="21"/>
+        </w:rPr>
+      </w:pPr>
+      <w:r>
+        <w:rPr>
+          <w:rFonts w:hint="eastAsia"/>
+          <w:szCs w:val="21"/>
+        </w:rPr>
+        <w:t>3</w:t>
+      </w:r>
+      <w:r>
+        <w:rPr>
+          <w:rFonts w:hint="eastAsia"/>
+          <w:szCs w:val="21"/>
+        </w:rPr>
+        <w:t>）选项已经存在于项目中所定义的维度列表。</w:t>
+      </w:r>
+    </w:p>
+    <w:p>
+      <w:pPr>
+        <w:jc w:val="left"/>
+        <w:rPr>
+          <w:rFonts w:hint="eastAsia"/>
+          <w:szCs w:val="21"/>
+        </w:rPr>
+      </w:pPr>
+      <w:r>
+        <w:rPr>
+          <w:rFonts w:hint="eastAsia"/>
+          <w:szCs w:val="21"/>
+        </w:rPr>
+        <w:t>4</w:t>
+      </w:r>
+      <w:r>
+        <w:rPr>
+          <w:rFonts w:hint="eastAsia"/>
+          <w:szCs w:val="21"/>
+        </w:rPr>
+        <w:t>）</w:t>
+      </w:r>
+      <w:r>
+        <w:rPr>
+          <w:rFonts w:hint="eastAsia"/>
+          <w:szCs w:val="21"/>
+        </w:rPr>
+        <w:t>会提供给你选择要基于数据源中尚未用于维度的现有表创建任何新维度。</w:t>
+      </w:r>
+    </w:p>
+    <w:p>
+      <w:pPr>
+        <w:jc w:val="left"/>
+        <w:rPr>
+          <w:rFonts w:hint="eastAsia"/>
+          <w:szCs w:val="21"/>
+        </w:rPr>
+      </w:pPr>
+      <w:r>
+        <w:rPr>
+          <w:rFonts w:hint="eastAsia"/>
+          <w:szCs w:val="21"/>
+        </w:rPr>
+        <w:t>5</w:t>
+      </w:r>
+      <w:r>
+        <w:rPr>
+          <w:rFonts w:hint="eastAsia"/>
+          <w:szCs w:val="21"/>
+        </w:rPr>
+        <w:t>）</w:t>
+      </w:r>
+      <w:proofErr w:type="gramStart"/>
+      <w:r>
+        <w:rPr>
+          <w:rFonts w:hint="eastAsia"/>
+          <w:szCs w:val="21"/>
+        </w:rPr>
+        <w:t>布署</w:t>
+      </w:r>
+      <w:proofErr w:type="gramEnd"/>
+      <w:r>
+        <w:rPr>
+          <w:rFonts w:hint="eastAsia"/>
+          <w:szCs w:val="21"/>
+        </w:rPr>
+        <w:t>多维数据集</w:t>
+      </w:r>
+      <w:r>
+        <w:rPr>
+          <w:rFonts w:hint="eastAsia"/>
+          <w:szCs w:val="21"/>
+        </w:rPr>
+        <w:t>：</w:t>
+      </w:r>
+      <w:r>
+        <w:rPr>
+          <w:rFonts w:hint="eastAsia"/>
+          <w:szCs w:val="21"/>
+        </w:rPr>
+        <w:t>SSDT</w:t>
+      </w:r>
+      <w:r>
+        <w:rPr>
+          <w:rFonts w:hint="eastAsia"/>
+          <w:szCs w:val="21"/>
+        </w:rPr>
+        <w:t>会把项目中的多维数据集和维度对象定义通过</w:t>
+      </w:r>
+      <w:r>
+        <w:rPr>
+          <w:rFonts w:hint="eastAsia"/>
+          <w:szCs w:val="21"/>
+        </w:rPr>
+        <w:t>XMLA</w:t>
+      </w:r>
+      <w:r>
+        <w:rPr>
+          <w:rFonts w:hint="eastAsia"/>
+          <w:szCs w:val="21"/>
+        </w:rPr>
+        <w:t>请求，</w:t>
+      </w:r>
+      <w:proofErr w:type="gramStart"/>
+      <w:r>
+        <w:rPr>
+          <w:rFonts w:hint="eastAsia"/>
+          <w:szCs w:val="21"/>
+        </w:rPr>
+        <w:t>布署</w:t>
+      </w:r>
+      <w:proofErr w:type="gramEnd"/>
+      <w:r>
+        <w:rPr>
+          <w:rFonts w:hint="eastAsia"/>
+          <w:szCs w:val="21"/>
+        </w:rPr>
+        <w:t>到</w:t>
+      </w:r>
+      <w:r>
+        <w:rPr>
+          <w:rFonts w:hint="eastAsia"/>
+          <w:szCs w:val="21"/>
+        </w:rPr>
+        <w:t>AS</w:t>
+      </w:r>
+      <w:r>
+        <w:rPr>
+          <w:rFonts w:hint="eastAsia"/>
+          <w:szCs w:val="21"/>
+        </w:rPr>
+        <w:t>实例</w:t>
+      </w:r>
+      <w:r>
+        <w:rPr>
+          <w:rFonts w:hint="eastAsia"/>
+          <w:szCs w:val="21"/>
+        </w:rPr>
+        <w:t>。</w:t>
+      </w:r>
+    </w:p>
+    <w:p>
+      <w:pPr>
+        <w:jc w:val="left"/>
+        <w:rPr>
+          <w:rFonts w:hint="eastAsia"/>
+          <w:szCs w:val="21"/>
+        </w:rPr>
+      </w:pPr>
+    </w:p>
+    <w:p>
+      <w:pPr>
+        <w:jc w:val="left"/>
+        <w:rPr>
+          <w:rFonts w:hint="eastAsia"/>
+          <w:szCs w:val="21"/>
+        </w:rPr>
+      </w:pPr>
+      <w:r>
+        <w:rPr>
+          <w:rFonts w:hint="eastAsia"/>
+          <w:szCs w:val="21"/>
+        </w:rPr>
+        <w:lastRenderedPageBreak/>
+        <w:t>4</w:t>
+      </w:r>
+      <w:r>
+        <w:rPr>
+          <w:rFonts w:hint="eastAsia"/>
+          <w:szCs w:val="21"/>
+        </w:rPr>
+        <w:t>．</w:t>
+      </w:r>
+      <w:r>
+        <w:rPr>
+          <w:rFonts w:hint="eastAsia"/>
+          <w:szCs w:val="21"/>
+        </w:rPr>
+        <w:t>2</w:t>
+      </w:r>
+      <w:r>
+        <w:rPr>
+          <w:rFonts w:hint="eastAsia"/>
+          <w:szCs w:val="21"/>
+        </w:rPr>
+        <w:t>）维度用法：</w:t>
+      </w:r>
+    </w:p>
+    <w:p>
+      <w:pPr>
+        <w:jc w:val="left"/>
+        <w:rPr>
+          <w:rFonts w:hint="eastAsia"/>
+          <w:szCs w:val="21"/>
+        </w:rPr>
+      </w:pPr>
+      <w:r>
+        <w:rPr>
+          <w:rFonts w:hint="eastAsia"/>
+          <w:szCs w:val="21"/>
+        </w:rPr>
+        <w:t>多维数据集维度与度量值组之间的关系类型，以及如何通过添加新维度来优化使用多维数据集。</w:t>
+      </w:r>
+    </w:p>
+    <w:p>
+      <w:pPr>
+        <w:jc w:val="left"/>
+        <w:rPr>
+          <w:rFonts w:hint="eastAsia"/>
+          <w:szCs w:val="21"/>
+        </w:rPr>
+      </w:pPr>
+      <w:r>
+        <w:rPr>
+          <w:rFonts w:hint="eastAsia"/>
+          <w:szCs w:val="21"/>
+        </w:rPr>
+        <w:t>注：中间维度和度量值组的交叉单元格显示维度类型以及关系中用于进行联接的特性。</w:t>
+      </w:r>
+    </w:p>
+    <w:p>
+      <w:pPr>
+        <w:jc w:val="left"/>
+        <w:rPr>
+          <w:rFonts w:hint="eastAsia"/>
+          <w:szCs w:val="21"/>
+        </w:rPr>
+      </w:pPr>
+    </w:p>
+    <w:p>
+      <w:pPr>
+        <w:jc w:val="left"/>
+        <w:rPr>
+          <w:rFonts w:hint="eastAsia"/>
+          <w:szCs w:val="21"/>
+        </w:rPr>
+      </w:pPr>
+      <w:r>
+        <w:rPr>
+          <w:rFonts w:hint="eastAsia"/>
+          <w:szCs w:val="21"/>
+        </w:rPr>
+        <w:t>维度和度量值组间的联接关系有</w:t>
+      </w:r>
+      <w:r>
+        <w:rPr>
+          <w:rFonts w:hint="eastAsia"/>
+          <w:szCs w:val="21"/>
+        </w:rPr>
+        <w:t>6</w:t>
+      </w:r>
+      <w:r>
+        <w:rPr>
+          <w:rFonts w:hint="eastAsia"/>
+          <w:szCs w:val="21"/>
+        </w:rPr>
+        <w:t>种：</w:t>
+      </w:r>
+    </w:p>
+    <w:p>
+      <w:pPr>
+        <w:pStyle w:val="a3"/>
+        <w:numPr>
+          <w:ilvl w:val="0"/>
+          <w:numId w:val="5"/>
+        </w:numPr>
+        <w:ind w:firstLineChars="0"/>
+        <w:jc w:val="left"/>
+        <w:rPr>
+          <w:rFonts w:hint="eastAsia"/>
+          <w:szCs w:val="21"/>
+        </w:rPr>
+      </w:pPr>
+      <w:r>
+        <w:rPr>
+          <w:rFonts w:hint="eastAsia"/>
+          <w:szCs w:val="21"/>
+        </w:rPr>
+        <w:t>没有关系：灰框表示，表示这个度量值组和维度之间不存在任何关系。比如一个维度和度量值组没有关系，那如果按这个维度或层次结构去查的话，度量值组会全部显示汇总值或</w:t>
+      </w:r>
+      <w:r>
+        <w:rPr>
+          <w:rFonts w:hint="eastAsia"/>
+          <w:szCs w:val="21"/>
+        </w:rPr>
+        <w:t>null</w:t>
+      </w:r>
+      <w:r>
+        <w:rPr>
+          <w:rFonts w:hint="eastAsia"/>
+          <w:szCs w:val="21"/>
+        </w:rPr>
+        <w:t>（</w:t>
+      </w:r>
+      <w:proofErr w:type="spellStart"/>
+      <w:r>
+        <w:rPr>
+          <w:rFonts w:hint="eastAsia"/>
+          <w:szCs w:val="21"/>
+        </w:rPr>
+        <w:t>ignoreunrelateDimensin</w:t>
+      </w:r>
+      <w:proofErr w:type="spellEnd"/>
+      <w:r>
+        <w:rPr>
+          <w:rFonts w:hint="eastAsia"/>
+          <w:szCs w:val="21"/>
+        </w:rPr>
+        <w:t>属性决定）。</w:t>
+      </w:r>
+    </w:p>
+    <w:p>
+      <w:pPr>
+        <w:pStyle w:val="a3"/>
+        <w:numPr>
+          <w:ilvl w:val="0"/>
+          <w:numId w:val="5"/>
+        </w:numPr>
+        <w:ind w:firstLineChars="0"/>
+        <w:jc w:val="left"/>
+        <w:rPr>
+          <w:rFonts w:hint="eastAsia"/>
+          <w:szCs w:val="21"/>
+        </w:rPr>
+      </w:pPr>
+      <w:r>
+        <w:rPr>
+          <w:rFonts w:hint="eastAsia"/>
+          <w:szCs w:val="21"/>
+        </w:rPr>
+        <w:t>常规关系：白色框，</w:t>
+      </w:r>
+      <w:r>
+        <w:rPr>
+          <w:rFonts w:hint="eastAsia"/>
+          <w:szCs w:val="21"/>
+        </w:rPr>
+        <w:t>维度与事实</w:t>
+      </w:r>
+      <w:proofErr w:type="gramStart"/>
+      <w:r>
+        <w:rPr>
+          <w:rFonts w:hint="eastAsia"/>
+          <w:szCs w:val="21"/>
+        </w:rPr>
+        <w:t>表成员</w:t>
+      </w:r>
+      <w:proofErr w:type="gramEnd"/>
+      <w:r>
+        <w:rPr>
+          <w:rFonts w:hint="eastAsia"/>
+          <w:szCs w:val="21"/>
+        </w:rPr>
+        <w:t>之间存在一对多关系。</w:t>
+      </w:r>
+      <w:r>
+        <w:rPr>
+          <w:rFonts w:hint="eastAsia"/>
+          <w:szCs w:val="21"/>
+        </w:rPr>
+        <w:t>创建粒度特性，一般是取维度的键特性，当按这个维度去查询时，</w:t>
+      </w:r>
+      <w:r>
+        <w:rPr>
+          <w:rFonts w:hint="eastAsia"/>
+          <w:szCs w:val="21"/>
+        </w:rPr>
+        <w:t>as</w:t>
+      </w:r>
+      <w:r>
+        <w:rPr>
+          <w:rFonts w:hint="eastAsia"/>
+          <w:szCs w:val="21"/>
+        </w:rPr>
+        <w:t>会相应地对数据进行聚合。</w:t>
+      </w:r>
+    </w:p>
+    <w:p>
+      <w:pPr>
+        <w:pStyle w:val="a3"/>
+        <w:numPr>
+          <w:ilvl w:val="0"/>
+          <w:numId w:val="5"/>
+        </w:numPr>
+        <w:ind w:firstLineChars="0"/>
+        <w:jc w:val="left"/>
+        <w:rPr>
+          <w:rFonts w:hint="eastAsia"/>
+          <w:szCs w:val="21"/>
+        </w:rPr>
+      </w:pPr>
+      <w:r>
+        <w:rPr>
+          <w:rFonts w:hint="eastAsia"/>
+          <w:szCs w:val="21"/>
+        </w:rPr>
+        <w:t>事实关系：是指</w:t>
+      </w:r>
+      <w:proofErr w:type="gramStart"/>
+      <w:r>
+        <w:rPr>
+          <w:rFonts w:hint="eastAsia"/>
+          <w:szCs w:val="21"/>
+        </w:rPr>
+        <w:t>某个表既用作</w:t>
+      </w:r>
+      <w:proofErr w:type="gramEnd"/>
+      <w:r>
+        <w:rPr>
+          <w:rFonts w:hint="eastAsia"/>
+          <w:szCs w:val="21"/>
+        </w:rPr>
+        <w:t>事实表，又用作维度表。</w:t>
+      </w:r>
+      <w:r>
+        <w:rPr>
+          <w:rFonts w:hint="eastAsia"/>
+          <w:szCs w:val="21"/>
+        </w:rPr>
+        <w:t>事实表与维度成员之间具有一对一关系。</w:t>
+      </w:r>
+      <w:r>
+        <w:rPr>
+          <w:rFonts w:hint="eastAsia"/>
+          <w:szCs w:val="21"/>
+        </w:rPr>
+        <w:t>其关系类型类似常规关系。</w:t>
+      </w:r>
+    </w:p>
+    <w:p>
+      <w:pPr>
+        <w:pStyle w:val="a3"/>
+        <w:numPr>
+          <w:ilvl w:val="0"/>
+          <w:numId w:val="5"/>
+        </w:numPr>
+        <w:ind w:firstLineChars="0"/>
+        <w:jc w:val="left"/>
+        <w:rPr>
+          <w:rFonts w:hint="eastAsia"/>
+          <w:szCs w:val="21"/>
+        </w:rPr>
+      </w:pPr>
+      <w:r>
+        <w:rPr>
+          <w:rFonts w:hint="eastAsia"/>
+          <w:szCs w:val="21"/>
+        </w:rPr>
+        <w:t>多对多关系：</w:t>
+      </w:r>
+      <w:r>
+        <w:rPr>
+          <w:rFonts w:hint="eastAsia"/>
+          <w:szCs w:val="21"/>
+        </w:rPr>
+        <w:t>事实表与成员之间存在多对多关系，即维度成员与名</w:t>
+      </w:r>
+      <w:proofErr w:type="gramStart"/>
+      <w:r>
+        <w:rPr>
+          <w:rFonts w:hint="eastAsia"/>
+          <w:szCs w:val="21"/>
+        </w:rPr>
+        <w:t>个</w:t>
+      </w:r>
+      <w:proofErr w:type="gramEnd"/>
+      <w:r>
+        <w:rPr>
+          <w:rFonts w:hint="eastAsia"/>
+          <w:szCs w:val="21"/>
+        </w:rPr>
+        <w:t>事实具有一对多关系，且单个事实与多个维度成员相关联。</w:t>
+      </w:r>
+    </w:p>
+    <w:p>
+      <w:pPr>
+        <w:pStyle w:val="a3"/>
+        <w:ind w:left="360" w:firstLineChars="0" w:firstLine="0"/>
+        <w:jc w:val="left"/>
+        <w:rPr>
+          <w:rFonts w:hint="eastAsia"/>
+          <w:szCs w:val="21"/>
+        </w:rPr>
+      </w:pPr>
+      <w:r>
+        <w:rPr>
+          <w:rFonts w:hint="eastAsia"/>
+          <w:szCs w:val="21"/>
+        </w:rPr>
+        <w:t>（比如：图书销售信息事实表和作者信息维度表，作者可以参与编写多本图书，而图书可以具有多个作者，为了建立多对多关系模型，需要具有一个与图书销售和作者相关的中间事实表，以及一个与两个事实</w:t>
+      </w:r>
+      <w:proofErr w:type="gramStart"/>
+      <w:r>
+        <w:rPr>
+          <w:rFonts w:hint="eastAsia"/>
+          <w:szCs w:val="21"/>
+        </w:rPr>
+        <w:t>表相关</w:t>
+      </w:r>
+      <w:proofErr w:type="gramEnd"/>
+      <w:r>
+        <w:rPr>
+          <w:rFonts w:hint="eastAsia"/>
+          <w:szCs w:val="21"/>
+        </w:rPr>
+        <w:t>的中间维度表。）</w:t>
+      </w:r>
+    </w:p>
+    <w:p>
+      <w:pPr>
+        <w:pStyle w:val="a3"/>
+        <w:numPr>
+          <w:ilvl w:val="0"/>
+          <w:numId w:val="5"/>
+        </w:numPr>
+        <w:ind w:firstLineChars="0"/>
+        <w:jc w:val="left"/>
+        <w:rPr>
+          <w:rFonts w:hint="eastAsia"/>
+          <w:szCs w:val="21"/>
+        </w:rPr>
+      </w:pPr>
+      <w:r>
+        <w:rPr>
+          <w:rFonts w:hint="eastAsia"/>
+          <w:szCs w:val="21"/>
+        </w:rPr>
+        <w:t>数据挖掘关系：这是一种项类型，这些</w:t>
+      </w:r>
+      <w:proofErr w:type="gramStart"/>
+      <w:r>
+        <w:rPr>
+          <w:rFonts w:hint="eastAsia"/>
+          <w:szCs w:val="21"/>
+        </w:rPr>
+        <w:t>维底用于</w:t>
+      </w:r>
+      <w:proofErr w:type="gramEnd"/>
+      <w:r>
+        <w:rPr>
+          <w:rFonts w:hint="eastAsia"/>
+          <w:szCs w:val="21"/>
+        </w:rPr>
+        <w:t>在通过数据挖掘模型创建的多维数据集和维度之间建立链接关系。</w:t>
+      </w:r>
+    </w:p>
+    <w:p>
+      <w:pPr>
+        <w:pStyle w:val="a3"/>
+        <w:numPr>
+          <w:ilvl w:val="0"/>
+          <w:numId w:val="5"/>
+        </w:numPr>
+        <w:ind w:firstLineChars="0"/>
+        <w:jc w:val="left"/>
+        <w:rPr>
+          <w:rFonts w:hint="eastAsia"/>
+          <w:szCs w:val="21"/>
+        </w:rPr>
+      </w:pPr>
+      <w:r>
+        <w:rPr>
+          <w:rFonts w:hint="eastAsia"/>
+          <w:szCs w:val="21"/>
+        </w:rPr>
+        <w:t>引用关系：当某个维度通过另一个维度与事实数据相关时，</w:t>
+      </w:r>
+      <w:proofErr w:type="gramStart"/>
+      <w:r>
+        <w:rPr>
+          <w:rFonts w:hint="eastAsia"/>
+          <w:szCs w:val="21"/>
+        </w:rPr>
+        <w:t>可以将度量值</w:t>
+      </w:r>
+      <w:proofErr w:type="gramEnd"/>
+      <w:r>
+        <w:rPr>
+          <w:rFonts w:hint="eastAsia"/>
+          <w:szCs w:val="21"/>
+        </w:rPr>
+        <w:t>组与维度之间的这种间接关系定义为引用关系。</w:t>
+      </w:r>
+    </w:p>
+    <w:p>
+      <w:pPr>
+        <w:pStyle w:val="a3"/>
+        <w:ind w:left="360" w:firstLineChars="0" w:firstLine="0"/>
+        <w:jc w:val="left"/>
+        <w:rPr>
+          <w:rFonts w:hint="eastAsia"/>
+          <w:szCs w:val="21"/>
+        </w:rPr>
+      </w:pPr>
+    </w:p>
+    <w:p>
+      <w:pPr>
+        <w:jc w:val="left"/>
+        <w:rPr>
+          <w:rFonts w:hint="eastAsia"/>
+          <w:szCs w:val="21"/>
+        </w:rPr>
+      </w:pPr>
+      <w:r>
+        <w:rPr>
+          <w:rFonts w:hint="eastAsia"/>
+          <w:szCs w:val="21"/>
+        </w:rPr>
+        <w:t>4</w:t>
+      </w:r>
+      <w:r>
+        <w:rPr>
+          <w:rFonts w:hint="eastAsia"/>
+          <w:szCs w:val="21"/>
+        </w:rPr>
+        <w:t>．</w:t>
+      </w:r>
+      <w:r>
+        <w:rPr>
+          <w:rFonts w:hint="eastAsia"/>
+          <w:szCs w:val="21"/>
+        </w:rPr>
+        <w:t>3</w:t>
+      </w:r>
+      <w:r>
+        <w:rPr>
+          <w:rFonts w:hint="eastAsia"/>
+          <w:szCs w:val="21"/>
+        </w:rPr>
+        <w:t>）计算成员</w:t>
+      </w:r>
+    </w:p>
+    <w:p>
+      <w:pPr>
+        <w:jc w:val="left"/>
+        <w:rPr>
+          <w:rFonts w:hint="eastAsia"/>
+          <w:szCs w:val="21"/>
+        </w:rPr>
+      </w:pPr>
+      <w:r>
+        <w:rPr>
+          <w:rFonts w:hint="eastAsia"/>
+          <w:szCs w:val="21"/>
+        </w:rPr>
+        <w:t>是指通过计算创建的任何</w:t>
+      </w:r>
+      <w:r>
+        <w:rPr>
+          <w:rFonts w:hint="eastAsia"/>
+          <w:szCs w:val="21"/>
+        </w:rPr>
+        <w:t>MDX</w:t>
+      </w:r>
+      <w:r>
+        <w:rPr>
+          <w:rFonts w:hint="eastAsia"/>
+          <w:szCs w:val="21"/>
+        </w:rPr>
+        <w:t>对象。</w:t>
+      </w:r>
+    </w:p>
+    <w:p>
+      <w:pPr>
+        <w:jc w:val="left"/>
+        <w:rPr>
+          <w:rFonts w:hint="eastAsia"/>
+          <w:szCs w:val="21"/>
+        </w:rPr>
+      </w:pPr>
+      <w:r>
+        <w:rPr>
+          <w:szCs w:val="21"/>
+        </w:rPr>
+        <w:t>A</w:t>
+      </w:r>
+      <w:r>
+        <w:rPr>
+          <w:rFonts w:hint="eastAsia"/>
+          <w:szCs w:val="21"/>
+        </w:rPr>
+        <w:t>,</w:t>
+      </w:r>
+      <w:r>
+        <w:rPr>
+          <w:rFonts w:hint="eastAsia"/>
+          <w:szCs w:val="21"/>
+        </w:rPr>
+        <w:t>计算度量值：利用</w:t>
+      </w:r>
+      <w:r>
+        <w:rPr>
+          <w:rFonts w:hint="eastAsia"/>
+          <w:szCs w:val="21"/>
+        </w:rPr>
+        <w:t>MDX</w:t>
+      </w:r>
+      <w:r>
+        <w:rPr>
+          <w:rFonts w:hint="eastAsia"/>
+          <w:szCs w:val="21"/>
+        </w:rPr>
+        <w:t>表达式</w:t>
+      </w:r>
+      <w:r>
+        <w:rPr>
+          <w:rFonts w:hint="eastAsia"/>
+          <w:szCs w:val="21"/>
+        </w:rPr>
+        <w:t>(</w:t>
+      </w:r>
+      <w:r>
+        <w:rPr>
+          <w:rFonts w:hint="eastAsia"/>
+          <w:szCs w:val="21"/>
+        </w:rPr>
+        <w:t>两个或更多基准度量值的加减运算</w:t>
+      </w:r>
+      <w:r>
+        <w:rPr>
+          <w:rFonts w:hint="eastAsia"/>
+          <w:szCs w:val="21"/>
+        </w:rPr>
+        <w:t>)</w:t>
+      </w:r>
+      <w:r>
+        <w:rPr>
+          <w:rFonts w:hint="eastAsia"/>
+          <w:szCs w:val="21"/>
+        </w:rPr>
+        <w:t>生成一个新的度量值</w:t>
+      </w:r>
+    </w:p>
+    <w:p>
+      <w:pPr>
+        <w:jc w:val="left"/>
+        <w:rPr>
+          <w:rFonts w:hint="eastAsia"/>
+          <w:szCs w:val="21"/>
+        </w:rPr>
+      </w:pPr>
+      <w:r>
+        <w:rPr>
+          <w:szCs w:val="21"/>
+        </w:rPr>
+        <w:t>B</w:t>
+      </w:r>
+      <w:r>
+        <w:rPr>
+          <w:rFonts w:hint="eastAsia"/>
+          <w:szCs w:val="21"/>
+        </w:rPr>
+        <w:t>,</w:t>
+      </w:r>
+      <w:r>
+        <w:rPr>
+          <w:rFonts w:hint="eastAsia"/>
+          <w:szCs w:val="21"/>
+        </w:rPr>
+        <w:t>计算成员：通过</w:t>
+      </w:r>
+      <w:r>
+        <w:rPr>
+          <w:rFonts w:hint="eastAsia"/>
+          <w:szCs w:val="21"/>
+        </w:rPr>
+        <w:t>MDX</w:t>
+      </w:r>
+      <w:r>
+        <w:rPr>
+          <w:rFonts w:hint="eastAsia"/>
+          <w:szCs w:val="21"/>
+        </w:rPr>
+        <w:t>表达式在其他维度上创建的新维度。</w:t>
+      </w:r>
+    </w:p>
+    <w:p>
+      <w:pPr>
+        <w:jc w:val="left"/>
+        <w:rPr>
+          <w:rFonts w:hint="eastAsia"/>
+          <w:szCs w:val="21"/>
+        </w:rPr>
+      </w:pPr>
+      <w:r>
+        <w:rPr>
+          <w:rFonts w:hint="eastAsia"/>
+          <w:szCs w:val="21"/>
+        </w:rPr>
+        <w:t>命名集：为一个维度成员子集应用名称。</w:t>
+      </w:r>
+    </w:p>
+    <w:p>
+      <w:pPr>
+        <w:jc w:val="left"/>
+        <w:rPr>
+          <w:rFonts w:hint="eastAsia"/>
+          <w:szCs w:val="21"/>
+        </w:rPr>
+      </w:pPr>
       <w:bookmarkStart w:id="0" w:name="_GoBack"/>
       <w:bookmarkEnd w:id="0"/>
-      <w:r>
-        <w:rPr>
-          <w:rFonts w:hint="eastAsia"/>
-          <w:szCs w:val="21"/>
-        </w:rPr>
-        <w:t>也就是说，知道某个级别中某个特性的值可明确地指出在层次结构的下一个级别中谁是它的父级。</w:t>
-      </w:r>
+    </w:p>
+    <w:p>
+      <w:pPr>
+        <w:jc w:val="left"/>
+        <w:rPr>
+          <w:rFonts w:hint="eastAsia"/>
+          <w:szCs w:val="21"/>
+        </w:rPr>
+      </w:pPr>
+      <w:r>
+        <w:rPr>
+          <w:rFonts w:hint="eastAsia"/>
+          <w:szCs w:val="21"/>
+        </w:rPr>
+        <w:t>4</w:t>
+      </w:r>
+      <w:r>
+        <w:rPr>
+          <w:rFonts w:hint="eastAsia"/>
+          <w:szCs w:val="21"/>
+        </w:rPr>
+        <w:t>．</w:t>
+      </w:r>
+      <w:r>
+        <w:rPr>
+          <w:rFonts w:hint="eastAsia"/>
+          <w:szCs w:val="21"/>
+        </w:rPr>
+        <w:t>4</w:t>
+      </w:r>
+      <w:r>
+        <w:rPr>
+          <w:rFonts w:hint="eastAsia"/>
+          <w:szCs w:val="21"/>
+        </w:rPr>
+        <w:t>）透视</w:t>
+      </w:r>
+    </w:p>
+    <w:p>
+      <w:pPr>
+        <w:jc w:val="left"/>
+        <w:rPr>
+          <w:rFonts w:hint="eastAsia"/>
+          <w:szCs w:val="21"/>
+        </w:rPr>
+      </w:pPr>
+      <w:r>
+        <w:rPr>
+          <w:rFonts w:hint="eastAsia"/>
+          <w:szCs w:val="21"/>
+        </w:rPr>
+        <w:t>针对一个多维数据集包含了多个事实表数据，创建多维数据集的子集视图，叫透视</w:t>
+      </w:r>
+      <w:r>
+        <w:rPr>
+          <w:rFonts w:hint="eastAsia"/>
+          <w:szCs w:val="21"/>
+        </w:rPr>
+        <w:t>,</w:t>
+      </w:r>
+      <w:r>
+        <w:rPr>
+          <w:rFonts w:hint="eastAsia"/>
+          <w:szCs w:val="21"/>
+        </w:rPr>
+        <w:t>以方便不同部门的人查询不同的内容。</w:t>
+      </w:r>
+    </w:p>
+    <w:p>
+      <w:pPr>
+        <w:jc w:val="left"/>
+        <w:rPr>
+          <w:rFonts w:hint="eastAsia"/>
+          <w:szCs w:val="21"/>
+        </w:rPr>
+      </w:pPr>
+    </w:p>
+    <w:p>
+      <w:pPr>
+        <w:jc w:val="left"/>
+        <w:rPr>
+          <w:rFonts w:hint="eastAsia"/>
+          <w:szCs w:val="21"/>
+        </w:rPr>
+      </w:pPr>
+      <w:r>
+        <w:rPr>
+          <w:rFonts w:hint="eastAsia"/>
+          <w:szCs w:val="21"/>
+        </w:rPr>
+        <w:t>4</w:t>
+      </w:r>
+      <w:r>
+        <w:rPr>
+          <w:rFonts w:hint="eastAsia"/>
+          <w:szCs w:val="21"/>
+        </w:rPr>
+        <w:t>．</w:t>
+      </w:r>
+      <w:r>
+        <w:rPr>
+          <w:rFonts w:hint="eastAsia"/>
+          <w:szCs w:val="21"/>
+        </w:rPr>
+        <w:t>5</w:t>
+      </w:r>
+      <w:r>
+        <w:rPr>
+          <w:rFonts w:hint="eastAsia"/>
+          <w:szCs w:val="21"/>
+        </w:rPr>
+        <w:t>）创建翻译</w:t>
+      </w:r>
+    </w:p>
+    <w:p>
+      <w:pPr>
+        <w:jc w:val="left"/>
+        <w:rPr>
+          <w:szCs w:val="21"/>
+        </w:rPr>
+      </w:pPr>
     </w:p>
     <w:sectPr>
       <w:pgSz w:w="11906" w:h="16838"/>
@@ -1553,6 +3047,95 @@
     </w:lvl>
   </w:abstractNum>
   <w:abstractNum w:abstractNumId="2">
+    <w:nsid w:val="4FAA7848"/>
+    <w:multiLevelType w:val="hybridMultilevel"/>
+    <w:tmpl w:val="E5E2BBD6"/>
+    <w:lvl w:ilvl="0" w:tplc="1EECB4F6">
+      <w:start w:val="1"/>
+      <w:numFmt w:val="decimal"/>
+      <w:lvlText w:val="%1）"/>
+      <w:lvlJc w:val="left"/>
+      <w:pPr>
+        <w:ind w:left="360" w:hanging="360"/>
+      </w:pPr>
+      <w:rPr>
+        <w:rFonts w:hint="default"/>
+      </w:rPr>
+    </w:lvl>
+    <w:lvl w:ilvl="1" w:tplc="04090019" w:tentative="1">
+      <w:start w:val="1"/>
+      <w:numFmt w:val="lowerLetter"/>
+      <w:lvlText w:val="%2)"/>
+      <w:lvlJc w:val="left"/>
+      <w:pPr>
+        <w:ind w:left="840" w:hanging="420"/>
+      </w:pPr>
+    </w:lvl>
+    <w:lvl w:ilvl="2" w:tplc="0409001B" w:tentative="1">
+      <w:start w:val="1"/>
+      <w:numFmt w:val="lowerRoman"/>
+      <w:lvlText w:val="%3."/>
+      <w:lvlJc w:val="right"/>
+      <w:pPr>
+        <w:ind w:left="1260" w:hanging="420"/>
+      </w:pPr>
+    </w:lvl>
+    <w:lvl w:ilvl="3" w:tplc="0409000F" w:tentative="1">
+      <w:start w:val="1"/>
+      <w:numFmt w:val="decimal"/>
+      <w:lvlText w:val="%4."/>
+      <w:lvlJc w:val="left"/>
+      <w:pPr>
+        <w:ind w:left="1680" w:hanging="420"/>
+      </w:pPr>
+    </w:lvl>
+    <w:lvl w:ilvl="4" w:tplc="04090019" w:tentative="1">
+      <w:start w:val="1"/>
+      <w:numFmt w:val="lowerLetter"/>
+      <w:lvlText w:val="%5)"/>
+      <w:lvlJc w:val="left"/>
+      <w:pPr>
+        <w:ind w:left="2100" w:hanging="420"/>
+      </w:pPr>
+    </w:lvl>
+    <w:lvl w:ilvl="5" w:tplc="0409001B" w:tentative="1">
+      <w:start w:val="1"/>
+      <w:numFmt w:val="lowerRoman"/>
+      <w:lvlText w:val="%6."/>
+      <w:lvlJc w:val="right"/>
+      <w:pPr>
+        <w:ind w:left="2520" w:hanging="420"/>
+      </w:pPr>
+    </w:lvl>
+    <w:lvl w:ilvl="6" w:tplc="0409000F" w:tentative="1">
+      <w:start w:val="1"/>
+      <w:numFmt w:val="decimal"/>
+      <w:lvlText w:val="%7."/>
+      <w:lvlJc w:val="left"/>
+      <w:pPr>
+        <w:ind w:left="2940" w:hanging="420"/>
+      </w:pPr>
+    </w:lvl>
+    <w:lvl w:ilvl="7" w:tplc="04090019" w:tentative="1">
+      <w:start w:val="1"/>
+      <w:numFmt w:val="lowerLetter"/>
+      <w:lvlText w:val="%8)"/>
+      <w:lvlJc w:val="left"/>
+      <w:pPr>
+        <w:ind w:left="3360" w:hanging="420"/>
+      </w:pPr>
+    </w:lvl>
+    <w:lvl w:ilvl="8" w:tplc="0409001B" w:tentative="1">
+      <w:start w:val="1"/>
+      <w:numFmt w:val="lowerRoman"/>
+      <w:lvlText w:val="%9."/>
+      <w:lvlJc w:val="right"/>
+      <w:pPr>
+        <w:ind w:left="3780" w:hanging="420"/>
+      </w:pPr>
+    </w:lvl>
+  </w:abstractNum>
+  <w:abstractNum w:abstractNumId="3">
     <w:nsid w:val="5D683BA1"/>
     <w:multiLevelType w:val="hybridMultilevel"/>
     <w:tmpl w:val="852445A4"/>
@@ -1641,7 +3224,7 @@
       </w:pPr>
     </w:lvl>
   </w:abstractNum>
-  <w:abstractNum w:abstractNumId="3">
+  <w:abstractNum w:abstractNumId="4">
     <w:nsid w:val="7C911675"/>
     <w:multiLevelType w:val="hybridMultilevel"/>
     <w:tmpl w:val="EEBC243E"/>
@@ -1731,16 +3314,19 @@
     </w:lvl>
   </w:abstractNum>
   <w:num w:numId="1">
-    <w:abstractNumId w:val="3"/>
+    <w:abstractNumId w:val="4"/>
   </w:num>
   <w:num w:numId="2">
     <w:abstractNumId w:val="1"/>
   </w:num>
   <w:num w:numId="3">
-    <w:abstractNumId w:val="2"/>
+    <w:abstractNumId w:val="3"/>
   </w:num>
   <w:num w:numId="4">
     <w:abstractNumId w:val="0"/>
+  </w:num>
+  <w:num w:numId="5">
+    <w:abstractNumId w:val="2"/>
   </w:num>
 </w:numbering>
 </file>
